--- a/SQL JOINS revision.docx
+++ b/SQL JOINS revision.docx
@@ -4,6 +4,9 @@
   <w:body>
     <w:p>
       <w:r>
+        <w:rPr>
+          <w:noProof/>
+        </w:rPr>
         <w:drawing>
           <wp:inline distT="0" distB="0" distL="0" distR="0" wp14:anchorId="47E29D80" wp14:editId="621422B8">
             <wp:extent cx="5731510" cy="3947795"/>
@@ -43,6 +46,9 @@
     </w:p>
     <w:p>
       <w:r>
+        <w:rPr>
+          <w:noProof/>
+        </w:rPr>
         <w:drawing>
           <wp:inline distT="0" distB="0" distL="0" distR="0" wp14:anchorId="53DB7298" wp14:editId="5B89C1E3">
             <wp:extent cx="5731510" cy="3169920"/>
@@ -82,6 +88,9 @@
     </w:p>
     <w:p>
       <w:r>
+        <w:rPr>
+          <w:noProof/>
+        </w:rPr>
         <w:lastRenderedPageBreak/>
         <w:drawing>
           <wp:inline distT="0" distB="0" distL="0" distR="0" wp14:anchorId="7C2D4BB7" wp14:editId="233596EF">
@@ -122,6 +131,9 @@
     </w:p>
     <w:p>
       <w:r>
+        <w:rPr>
+          <w:noProof/>
+        </w:rPr>
         <w:drawing>
           <wp:inline distT="0" distB="0" distL="0" distR="0" wp14:anchorId="60FECF5B" wp14:editId="2A65B24C">
             <wp:extent cx="5334462" cy="2629128"/>
@@ -161,6 +173,9 @@
     </w:p>
     <w:p>
       <w:r>
+        <w:rPr>
+          <w:noProof/>
+        </w:rPr>
         <w:lastRenderedPageBreak/>
         <w:drawing>
           <wp:inline distT="0" distB="0" distL="0" distR="0" wp14:anchorId="76404209" wp14:editId="1A3250ED">
@@ -201,6 +216,9 @@
     </w:p>
     <w:p>
       <w:r>
+        <w:rPr>
+          <w:noProof/>
+        </w:rPr>
         <w:drawing>
           <wp:inline distT="0" distB="0" distL="0" distR="0" wp14:anchorId="22E92239" wp14:editId="3A01FCB3">
             <wp:extent cx="5731510" cy="1978660"/>
@@ -242,10 +260,10 @@
       <w:r>
         <w:lastRenderedPageBreak/>
         <w:drawing>
-          <wp:inline distT="0" distB="0" distL="0" distR="0" wp14:anchorId="72C0FBF1" wp14:editId="708E37D8">
-            <wp:extent cx="4968671" cy="3330229"/>
-            <wp:effectExtent l="0" t="0" r="3810" b="3810"/>
-            <wp:docPr id="2055534831" name="Picture 1"/>
+          <wp:inline distT="0" distB="0" distL="0" distR="0" wp14:anchorId="6A18C8DC" wp14:editId="53DE9782">
+            <wp:extent cx="4580017" cy="2606266"/>
+            <wp:effectExtent l="0" t="0" r="0" b="3810"/>
+            <wp:docPr id="1780189708" name="Picture 1"/>
             <wp:cNvGraphicFramePr>
               <a:graphicFrameLocks xmlns:a="http://schemas.openxmlformats.org/drawingml/2006/main" noChangeAspect="1"/>
             </wp:cNvGraphicFramePr>
@@ -253,7 +271,7 @@
               <a:graphicData uri="http://schemas.openxmlformats.org/drawingml/2006/picture">
                 <pic:pic xmlns:pic="http://schemas.openxmlformats.org/drawingml/2006/picture">
                   <pic:nvPicPr>
-                    <pic:cNvPr id="2055534831" name=""/>
+                    <pic:cNvPr id="1780189708" name=""/>
                     <pic:cNvPicPr/>
                   </pic:nvPicPr>
                   <pic:blipFill>
@@ -265,7 +283,7 @@
                   <pic:spPr>
                     <a:xfrm>
                       <a:off x="0" y="0"/>
-                      <a:ext cx="4968671" cy="3330229"/>
+                      <a:ext cx="4580017" cy="2606266"/>
                     </a:xfrm>
                     <a:prstGeom prst="rect">
                       <a:avLst/>
